--- a/src/templates/cancelVenue.docx
+++ b/src/templates/cancelVenue.docx
@@ -395,8 +395,10 @@
         <w:spacing w:lineRule="auto"/>
       </w:pPr>
       <w:r>
-        <w:rPr/>
-        <w:t xml:space="preserve">{{%logo}}</w:t>
+        <w:rPr>
+          <w:color w:val="ffffff"/>
+        </w:rPr>
+        <w:t xml:space="preserve">{%logo}{%logo_2}{%logo_3}{%logo_4}{%logo_5}</w:t>
       </w:r>
     </w:p>
   </w:body>
